--- a/backend-exhibits/Google Shared Drive- Share point Online standard included.docx
+++ b/backend-exhibits/Google Shared Drive- Share point Online standard included.docx
@@ -39,14 +39,14 @@
               <w:ind w:left="52"/>
               <w:jc w:val="center"/>
               <w:rPr>
-                <w:rFonts w:ascii="Arial" w:hAnsi="Arial" w:cs="Arial"/>
-                <w:sz w:val="21"/>
-                <w:szCs w:val="21"/>
-              </w:rPr>
-            </w:pPr>
-            <w:r>
-              <w:rPr>
-                <w:rFonts w:ascii="Arial" w:eastAsia="Arial" w:hAnsi="Arial" w:cs="Arial"/>
+                <w:rFonts w:ascii="Arial" w:hAnsi="Arial" w:cs="Arial" w:eastAsia="Arial"/>
+                <w:sz w:val="21"/>
+                <w:szCs w:val="21"/>
+              </w:rPr>
+            </w:pPr>
+            <w:r>
+              <w:rPr>
+                <w:rFonts w:ascii="Arial" w:hAnsi="Arial" w:cs="Arial" w:eastAsia="Arial"/>
                 <w:b/>
                 <w:sz w:val="21"/>
                 <w:szCs w:val="21"/>
@@ -55,7 +55,7 @@
             </w:r>
             <w:r>
               <w:rPr>
-                <w:rFonts w:ascii="Arial" w:eastAsia="Arial" w:hAnsi="Arial" w:cs="Arial"/>
+                <w:rFonts w:ascii="Arial" w:hAnsi="Arial" w:cs="Arial" w:eastAsia="Arial"/>
                 <w:b/>
                 <w:sz w:val="21"/>
                 <w:szCs w:val="21"/>
@@ -64,7 +64,7 @@
             </w:r>
             <w:r>
               <w:rPr>
-                <w:rFonts w:ascii="Arial" w:eastAsia="Arial" w:hAnsi="Arial" w:cs="Arial"/>
+                <w:rFonts w:ascii="Arial" w:hAnsi="Arial" w:cs="Arial" w:eastAsia="Arial"/>
                 <w:b/>
                 <w:sz w:val="21"/>
                 <w:szCs w:val="21"/>
@@ -73,7 +73,7 @@
             </w:r>
             <w:r>
               <w:rPr>
-                <w:rFonts w:ascii="Arial" w:eastAsia="Arial" w:hAnsi="Arial" w:cs="Arial"/>
+                <w:rFonts w:ascii="Arial" w:hAnsi="Arial" w:cs="Arial" w:eastAsia="Arial"/>
                 <w:b/>
                 <w:sz w:val="21"/>
                 <w:szCs w:val="21"/>
@@ -82,7 +82,7 @@
             </w:r>
             <w:r>
               <w:rPr>
-                <w:rFonts w:ascii="Arial" w:eastAsia="Arial" w:hAnsi="Arial" w:cs="Arial"/>
+                <w:rFonts w:ascii="Arial" w:hAnsi="Arial" w:cs="Arial" w:eastAsia="Arial"/>
                 <w:b/>
                 <w:sz w:val="21"/>
                 <w:szCs w:val="21"/>
@@ -91,7 +91,7 @@
             </w:r>
             <w:r>
               <w:rPr>
-                <w:rFonts w:ascii="Arial" w:eastAsia="Arial" w:hAnsi="Arial" w:cs="Arial"/>
+                <w:rFonts w:ascii="Arial" w:hAnsi="Arial" w:cs="Arial" w:eastAsia="Arial"/>
                 <w:b/>
                 <w:sz w:val="21"/>
                 <w:szCs w:val="21"/>
@@ -100,7 +100,7 @@
             </w:r>
             <w:r>
               <w:rPr>
-                <w:rFonts w:ascii="Arial" w:eastAsia="Arial" w:hAnsi="Arial" w:cs="Arial"/>
+                <w:rFonts w:ascii="Arial" w:hAnsi="Arial" w:cs="Arial" w:eastAsia="Arial"/>
                 <w:b/>
                 <w:sz w:val="21"/>
                 <w:szCs w:val="21"/>
@@ -109,7 +109,7 @@
             </w:r>
             <w:r>
               <w:rPr>
-                <w:rFonts w:ascii="Arial" w:eastAsia="Arial" w:hAnsi="Arial" w:cs="Arial"/>
+                <w:rFonts w:ascii="Arial" w:hAnsi="Arial" w:cs="Arial" w:eastAsia="Arial"/>
                 <w:b/>
                 <w:sz w:val="21"/>
                 <w:szCs w:val="21"/>
@@ -118,7 +118,7 @@
             </w:r>
             <w:r>
               <w:rPr>
-                <w:rFonts w:ascii="Arial" w:eastAsia="Arial" w:hAnsi="Arial" w:cs="Arial"/>
+                <w:rFonts w:ascii="Arial" w:hAnsi="Arial" w:cs="Arial" w:eastAsia="Arial"/>
                 <w:b/>
                 <w:sz w:val="21"/>
                 <w:szCs w:val="21"/>
@@ -146,16 +146,16 @@
             <w:pPr>
               <w:ind w:left="3"/>
               <w:rPr>
-                <w:rFonts w:ascii="Arial" w:hAnsi="Arial" w:cs="Arial"/>
-                <w:b/>
-                <w:bCs/>
-                <w:sz w:val="21"/>
-                <w:szCs w:val="21"/>
-              </w:rPr>
-            </w:pPr>
-            <w:r>
-              <w:rPr>
-                <w:rFonts w:ascii="Arial" w:hAnsi="Arial" w:cs="Arial"/>
+                <w:rFonts w:ascii="Arial" w:hAnsi="Arial" w:cs="Arial" w:eastAsia="Arial"/>
+                <w:b/>
+                <w:bCs/>
+                <w:sz w:val="21"/>
+                <w:szCs w:val="21"/>
+              </w:rPr>
+            </w:pPr>
+            <w:r>
+              <w:rPr>
+                <w:rFonts w:ascii="Arial" w:hAnsi="Arial" w:cs="Arial" w:eastAsia="Arial"/>
                 <w:b/>
                 <w:bCs/>
                 <w:sz w:val="21"/>
@@ -178,14 +178,14 @@
           <w:p>
             <w:pPr>
               <w:rPr>
-                <w:rFonts w:ascii="Arial" w:hAnsi="Arial" w:cs="Arial"/>
-                <w:sz w:val="21"/>
-                <w:szCs w:val="21"/>
-              </w:rPr>
-            </w:pPr>
-            <w:r>
-              <w:rPr>
-                <w:rFonts w:ascii="Arial" w:hAnsi="Arial" w:cs="Arial"/>
+                <w:rFonts w:ascii="Arial" w:hAnsi="Arial" w:cs="Arial" w:eastAsia="Arial"/>
+                <w:sz w:val="21"/>
+                <w:szCs w:val="21"/>
+              </w:rPr>
+            </w:pPr>
+            <w:r>
+              <w:rPr>
+                <w:rFonts w:ascii="Arial" w:hAnsi="Arial" w:cs="Arial" w:eastAsia="Arial"/>
                 <w:sz w:val="21"/>
                 <w:szCs w:val="21"/>
               </w:rPr>
@@ -193,7 +193,7 @@
             </w:r>
             <w:r>
               <w:rPr>
-                <w:rFonts w:ascii="Arial" w:hAnsi="Arial" w:cs="Arial"/>
+                <w:rFonts w:ascii="Arial" w:hAnsi="Arial" w:cs="Arial" w:eastAsia="Arial"/>
                 <w:sz w:val="21"/>
                 <w:szCs w:val="21"/>
               </w:rPr>
@@ -220,16 +220,16 @@
             <w:pPr>
               <w:ind w:left="3"/>
               <w:rPr>
-                <w:rFonts w:ascii="Arial" w:hAnsi="Arial" w:cs="Arial"/>
-                <w:b/>
-                <w:bCs/>
-                <w:sz w:val="21"/>
-                <w:szCs w:val="21"/>
-              </w:rPr>
-            </w:pPr>
-            <w:r>
-              <w:rPr>
-                <w:rFonts w:ascii="Arial" w:hAnsi="Arial" w:cs="Arial"/>
+                <w:rFonts w:ascii="Arial" w:hAnsi="Arial" w:cs="Arial" w:eastAsia="Arial"/>
+                <w:b/>
+                <w:bCs/>
+                <w:sz w:val="21"/>
+                <w:szCs w:val="21"/>
+              </w:rPr>
+            </w:pPr>
+            <w:r>
+              <w:rPr>
+                <w:rFonts w:ascii="Arial" w:hAnsi="Arial" w:cs="Arial" w:eastAsia="Arial"/>
                 <w:b/>
                 <w:bCs/>
                 <w:sz w:val="21"/>
@@ -253,14 +253,14 @@
             <w:pPr>
               <w:spacing w:line="240" w:lineRule="auto"/>
               <w:rPr>
-                <w:rFonts w:ascii="Arial" w:eastAsia="Times New Roman" w:hAnsi="Arial" w:cs="Arial"/>
-                <w:sz w:val="21"/>
-                <w:szCs w:val="21"/>
-              </w:rPr>
-            </w:pPr>
-            <w:r>
-              <w:rPr>
-                <w:rFonts w:ascii="Arial" w:hAnsi="Arial" w:cs="Arial"/>
+                <w:rFonts w:ascii="Arial" w:hAnsi="Arial" w:cs="Arial" w:eastAsia="Arial"/>
+                <w:sz w:val="21"/>
+                <w:szCs w:val="21"/>
+              </w:rPr>
+            </w:pPr>
+            <w:r>
+              <w:rPr>
+                <w:rFonts w:ascii="Arial" w:hAnsi="Arial" w:cs="Arial" w:eastAsia="Arial"/>
                 <w:sz w:val="21"/>
                 <w:szCs w:val="21"/>
               </w:rPr>
@@ -270,7 +270,7 @@
           <w:p>
             <w:pPr>
               <w:rPr>
-                <w:rFonts w:ascii="Arial" w:hAnsi="Arial" w:cs="Arial"/>
+                <w:rFonts w:ascii="Arial" w:hAnsi="Arial" w:cs="Arial" w:eastAsia="Arial"/>
                 <w:sz w:val="21"/>
                 <w:szCs w:val="21"/>
               </w:rPr>
@@ -296,16 +296,16 @@
             <w:pPr>
               <w:ind w:left="3"/>
               <w:rPr>
-                <w:rFonts w:ascii="Arial" w:hAnsi="Arial" w:cs="Arial"/>
-                <w:b/>
-                <w:bCs/>
-                <w:sz w:val="21"/>
-                <w:szCs w:val="21"/>
-              </w:rPr>
-            </w:pPr>
-            <w:r>
-              <w:rPr>
-                <w:rFonts w:ascii="Arial" w:hAnsi="Arial" w:cs="Arial"/>
+                <w:rFonts w:ascii="Arial" w:hAnsi="Arial" w:cs="Arial" w:eastAsia="Arial"/>
+                <w:b/>
+                <w:bCs/>
+                <w:sz w:val="21"/>
+                <w:szCs w:val="21"/>
+              </w:rPr>
+            </w:pPr>
+            <w:r>
+              <w:rPr>
+                <w:rFonts w:ascii="Arial" w:hAnsi="Arial" w:cs="Arial" w:eastAsia="Arial"/>
                 <w:b/>
                 <w:bCs/>
                 <w:sz w:val="21"/>
@@ -329,14 +329,14 @@
             <w:pPr>
               <w:spacing w:line="240" w:lineRule="auto"/>
               <w:rPr>
-                <w:rFonts w:ascii="Arial" w:hAnsi="Arial" w:cs="Arial"/>
-                <w:sz w:val="21"/>
-                <w:szCs w:val="21"/>
-              </w:rPr>
-            </w:pPr>
-            <w:r>
-              <w:rPr>
-                <w:rFonts w:ascii="Arial" w:hAnsi="Arial" w:cs="Arial"/>
+                <w:rFonts w:ascii="Arial" w:hAnsi="Arial" w:cs="Arial" w:eastAsia="Arial"/>
+                <w:sz w:val="21"/>
+                <w:szCs w:val="21"/>
+              </w:rPr>
+            </w:pPr>
+            <w:r>
+              <w:rPr>
+                <w:rFonts w:ascii="Arial" w:hAnsi="Arial" w:cs="Arial" w:eastAsia="Arial"/>
                 <w:sz w:val="21"/>
                 <w:szCs w:val="21"/>
               </w:rPr>
@@ -345,7 +345,7 @@
             <w:proofErr w:type="spellStart"/>
             <w:r>
               <w:rPr>
-                <w:rFonts w:ascii="Arial" w:hAnsi="Arial" w:cs="Arial"/>
+                <w:rFonts w:ascii="Arial" w:hAnsi="Arial" w:cs="Arial" w:eastAsia="Arial"/>
                 <w:sz w:val="21"/>
                 <w:szCs w:val="21"/>
               </w:rPr>
@@ -354,7 +354,7 @@
             <w:proofErr w:type="spellEnd"/>
             <w:r>
               <w:rPr>
-                <w:rFonts w:ascii="Arial" w:hAnsi="Arial" w:cs="Arial"/>
+                <w:rFonts w:ascii="Arial" w:hAnsi="Arial" w:cs="Arial" w:eastAsia="Arial"/>
                 <w:sz w:val="21"/>
                 <w:szCs w:val="21"/>
               </w:rPr>
@@ -381,16 +381,16 @@
             <w:pPr>
               <w:ind w:left="3"/>
               <w:rPr>
-                <w:rFonts w:ascii="Arial" w:hAnsi="Arial" w:cs="Arial"/>
-                <w:b/>
-                <w:bCs/>
-                <w:sz w:val="21"/>
-                <w:szCs w:val="21"/>
-              </w:rPr>
-            </w:pPr>
-            <w:r>
-              <w:rPr>
-                <w:rFonts w:ascii="Arial" w:hAnsi="Arial" w:cs="Arial"/>
+                <w:rFonts w:ascii="Arial" w:hAnsi="Arial" w:cs="Arial" w:eastAsia="Arial"/>
+                <w:b/>
+                <w:bCs/>
+                <w:sz w:val="21"/>
+                <w:szCs w:val="21"/>
+              </w:rPr>
+            </w:pPr>
+            <w:r>
+              <w:rPr>
+                <w:rFonts w:ascii="Arial" w:hAnsi="Arial" w:cs="Arial" w:eastAsia="Arial"/>
                 <w:b/>
                 <w:bCs/>
                 <w:sz w:val="21"/>
@@ -413,14 +413,14 @@
           <w:p>
             <w:pPr>
               <w:rPr>
-                <w:rFonts w:ascii="Arial" w:hAnsi="Arial" w:cs="Arial"/>
-                <w:sz w:val="21"/>
-                <w:szCs w:val="21"/>
-              </w:rPr>
-            </w:pPr>
-            <w:r>
-              <w:rPr>
-                <w:rFonts w:ascii="Arial" w:hAnsi="Arial" w:cs="Arial"/>
+                <w:rFonts w:ascii="Arial" w:hAnsi="Arial" w:cs="Arial" w:eastAsia="Arial"/>
+                <w:sz w:val="21"/>
+                <w:szCs w:val="21"/>
+              </w:rPr>
+            </w:pPr>
+            <w:r>
+              <w:rPr>
+                <w:rFonts w:ascii="Arial" w:hAnsi="Arial" w:cs="Arial" w:eastAsia="Arial"/>
                 <w:sz w:val="21"/>
                 <w:szCs w:val="21"/>
               </w:rPr>
@@ -447,16 +447,16 @@
             <w:pPr>
               <w:ind w:left="3"/>
               <w:rPr>
-                <w:rFonts w:ascii="Arial" w:hAnsi="Arial" w:cs="Arial"/>
-                <w:b/>
-                <w:bCs/>
-                <w:sz w:val="21"/>
-                <w:szCs w:val="21"/>
-              </w:rPr>
-            </w:pPr>
-            <w:r>
-              <w:rPr>
-                <w:rFonts w:ascii="Arial" w:hAnsi="Arial" w:cs="Arial"/>
+                <w:rFonts w:ascii="Arial" w:hAnsi="Arial" w:cs="Arial" w:eastAsia="Arial"/>
+                <w:b/>
+                <w:bCs/>
+                <w:sz w:val="21"/>
+                <w:szCs w:val="21"/>
+              </w:rPr>
+            </w:pPr>
+            <w:r>
+              <w:rPr>
+                <w:rFonts w:ascii="Arial" w:hAnsi="Arial" w:cs="Arial" w:eastAsia="Arial"/>
                 <w:b/>
                 <w:bCs/>
                 <w:sz w:val="21"/>
@@ -479,14 +479,14 @@
           <w:p>
             <w:pPr>
               <w:rPr>
-                <w:rFonts w:ascii="Arial" w:hAnsi="Arial" w:cs="Arial"/>
-                <w:sz w:val="21"/>
-                <w:szCs w:val="21"/>
-              </w:rPr>
-            </w:pPr>
-            <w:r>
-              <w:rPr>
-                <w:rFonts w:ascii="Arial" w:hAnsi="Arial" w:cs="Arial"/>
+                <w:rFonts w:ascii="Arial" w:hAnsi="Arial" w:cs="Arial" w:eastAsia="Arial"/>
+                <w:sz w:val="21"/>
+                <w:szCs w:val="21"/>
+              </w:rPr>
+            </w:pPr>
+            <w:r>
+              <w:rPr>
+                <w:rFonts w:ascii="Arial" w:hAnsi="Arial" w:cs="Arial" w:eastAsia="Arial"/>
                 <w:sz w:val="21"/>
                 <w:szCs w:val="21"/>
               </w:rPr>
@@ -513,16 +513,16 @@
             <w:pPr>
               <w:ind w:left="3"/>
               <w:rPr>
-                <w:rFonts w:ascii="Arial" w:hAnsi="Arial" w:cs="Arial"/>
-                <w:b/>
-                <w:bCs/>
-                <w:sz w:val="21"/>
-                <w:szCs w:val="21"/>
-              </w:rPr>
-            </w:pPr>
-            <w:r>
-              <w:rPr>
-                <w:rFonts w:ascii="Arial" w:hAnsi="Arial" w:cs="Arial"/>
+                <w:rFonts w:ascii="Arial" w:hAnsi="Arial" w:cs="Arial" w:eastAsia="Arial"/>
+                <w:b/>
+                <w:bCs/>
+                <w:sz w:val="21"/>
+                <w:szCs w:val="21"/>
+              </w:rPr>
+            </w:pPr>
+            <w:r>
+              <w:rPr>
+                <w:rFonts w:ascii="Arial" w:hAnsi="Arial" w:cs="Arial" w:eastAsia="Arial"/>
                 <w:b/>
                 <w:bCs/>
                 <w:sz w:val="21"/>
@@ -545,7 +545,7 @@
           <w:p>
             <w:pPr>
               <w:rPr>
-                <w:rFonts w:ascii="Arial" w:hAnsi="Arial" w:cs="Arial"/>
+                <w:rFonts w:ascii="Arial" w:hAnsi="Arial" w:cs="Arial" w:eastAsia="Arial"/>
                 <w:sz w:val="21"/>
                 <w:szCs w:val="21"/>
               </w:rPr>
@@ -553,7 +553,7 @@
             <w:proofErr w:type="spellStart"/>
             <w:r>
               <w:rPr>
-                <w:rFonts w:ascii="Arial" w:hAnsi="Arial" w:cs="Arial"/>
+                <w:rFonts w:ascii="Arial" w:hAnsi="Arial" w:cs="Arial" w:eastAsia="Arial"/>
                 <w:sz w:val="21"/>
                 <w:szCs w:val="21"/>
               </w:rPr>
@@ -562,7 +562,7 @@
             <w:proofErr w:type="spellEnd"/>
             <w:r>
               <w:rPr>
-                <w:rFonts w:ascii="Arial" w:hAnsi="Arial" w:cs="Arial"/>
+                <w:rFonts w:ascii="Arial" w:hAnsi="Arial" w:cs="Arial" w:eastAsia="Arial"/>
                 <w:sz w:val="21"/>
                 <w:szCs w:val="21"/>
               </w:rPr>
@@ -589,16 +589,16 @@
             <w:pPr>
               <w:ind w:left="3"/>
               <w:rPr>
-                <w:rFonts w:ascii="Arial" w:hAnsi="Arial" w:cs="Arial"/>
-                <w:b/>
-                <w:bCs/>
-                <w:sz w:val="21"/>
-                <w:szCs w:val="21"/>
-              </w:rPr>
-            </w:pPr>
-            <w:r>
-              <w:rPr>
-                <w:rFonts w:ascii="Arial" w:hAnsi="Arial" w:cs="Arial"/>
+                <w:rFonts w:ascii="Arial" w:hAnsi="Arial" w:cs="Arial" w:eastAsia="Arial"/>
+                <w:b/>
+                <w:bCs/>
+                <w:sz w:val="21"/>
+                <w:szCs w:val="21"/>
+              </w:rPr>
+            </w:pPr>
+            <w:r>
+              <w:rPr>
+                <w:rFonts w:ascii="Arial" w:hAnsi="Arial" w:cs="Arial" w:eastAsia="Arial"/>
                 <w:b/>
                 <w:bCs/>
                 <w:sz w:val="21"/>
@@ -621,7 +621,7 @@
           <w:p>
             <w:pPr>
               <w:rPr>
-                <w:rFonts w:ascii="Arial" w:hAnsi="Arial" w:cs="Arial"/>
+                <w:rFonts w:ascii="Arial" w:hAnsi="Arial" w:cs="Arial" w:eastAsia="Arial"/>
                 <w:sz w:val="21"/>
                 <w:szCs w:val="21"/>
               </w:rPr>
@@ -629,7 +629,7 @@
             <w:proofErr w:type="spellStart"/>
             <w:r>
               <w:rPr>
-                <w:rFonts w:ascii="Arial" w:hAnsi="Arial" w:cs="Arial"/>
+                <w:rFonts w:ascii="Arial" w:hAnsi="Arial" w:cs="Arial" w:eastAsia="Arial"/>
                 <w:sz w:val="21"/>
                 <w:szCs w:val="21"/>
               </w:rPr>
@@ -638,7 +638,7 @@
             <w:proofErr w:type="spellEnd"/>
             <w:r>
               <w:rPr>
-                <w:rFonts w:ascii="Arial" w:hAnsi="Arial" w:cs="Arial"/>
+                <w:rFonts w:ascii="Arial" w:hAnsi="Arial" w:cs="Arial" w:eastAsia="Arial"/>
                 <w:sz w:val="21"/>
                 <w:szCs w:val="21"/>
               </w:rPr>
@@ -665,16 +665,16 @@
             <w:pPr>
               <w:ind w:left="3"/>
               <w:rPr>
-                <w:rFonts w:ascii="Arial" w:hAnsi="Arial" w:cs="Arial"/>
-                <w:b/>
-                <w:bCs/>
-                <w:sz w:val="21"/>
-                <w:szCs w:val="21"/>
-              </w:rPr>
-            </w:pPr>
-            <w:r>
-              <w:rPr>
-                <w:rFonts w:ascii="Arial" w:hAnsi="Arial" w:cs="Arial"/>
+                <w:rFonts w:ascii="Arial" w:hAnsi="Arial" w:cs="Arial" w:eastAsia="Arial"/>
+                <w:b/>
+                <w:bCs/>
+                <w:sz w:val="21"/>
+                <w:szCs w:val="21"/>
+              </w:rPr>
+            </w:pPr>
+            <w:r>
+              <w:rPr>
+                <w:rFonts w:ascii="Arial" w:hAnsi="Arial" w:cs="Arial" w:eastAsia="Arial"/>
                 <w:b/>
                 <w:bCs/>
                 <w:sz w:val="21"/>
@@ -697,7 +697,7 @@
           <w:p>
             <w:pPr>
               <w:rPr>
-                <w:rFonts w:ascii="Arial" w:hAnsi="Arial" w:cs="Arial"/>
+                <w:rFonts w:ascii="Arial" w:hAnsi="Arial" w:cs="Arial" w:eastAsia="Arial"/>
                 <w:sz w:val="21"/>
                 <w:szCs w:val="21"/>
               </w:rPr>
@@ -705,7 +705,7 @@
             <w:proofErr w:type="spellStart"/>
             <w:r>
               <w:rPr>
-                <w:rFonts w:ascii="Arial" w:hAnsi="Arial" w:cs="Arial"/>
+                <w:rFonts w:ascii="Arial" w:hAnsi="Arial" w:cs="Arial" w:eastAsia="Arial"/>
                 <w:sz w:val="21"/>
                 <w:szCs w:val="21"/>
               </w:rPr>
@@ -714,7 +714,7 @@
             <w:proofErr w:type="spellEnd"/>
             <w:r>
               <w:rPr>
-                <w:rFonts w:ascii="Arial" w:hAnsi="Arial" w:cs="Arial"/>
+                <w:rFonts w:ascii="Arial" w:hAnsi="Arial" w:cs="Arial" w:eastAsia="Arial"/>
                 <w:sz w:val="21"/>
                 <w:szCs w:val="21"/>
               </w:rPr>
@@ -741,16 +741,16 @@
             <w:pPr>
               <w:ind w:left="3"/>
               <w:rPr>
-                <w:rFonts w:ascii="Arial" w:hAnsi="Arial" w:cs="Arial"/>
-                <w:b/>
-                <w:bCs/>
-                <w:sz w:val="21"/>
-                <w:szCs w:val="21"/>
-              </w:rPr>
-            </w:pPr>
-            <w:r>
-              <w:rPr>
-                <w:rFonts w:ascii="Arial" w:hAnsi="Arial" w:cs="Arial"/>
+                <w:rFonts w:ascii="Arial" w:hAnsi="Arial" w:cs="Arial" w:eastAsia="Arial"/>
+                <w:b/>
+                <w:bCs/>
+                <w:sz w:val="21"/>
+                <w:szCs w:val="21"/>
+              </w:rPr>
+            </w:pPr>
+            <w:r>
+              <w:rPr>
+                <w:rFonts w:ascii="Arial" w:hAnsi="Arial" w:cs="Arial" w:eastAsia="Arial"/>
                 <w:b/>
                 <w:bCs/>
                 <w:sz w:val="21"/>
@@ -773,7 +773,7 @@
           <w:p>
             <w:pPr>
               <w:rPr>
-                <w:rFonts w:ascii="Arial" w:hAnsi="Arial" w:cs="Arial"/>
+                <w:rFonts w:ascii="Arial" w:hAnsi="Arial" w:cs="Arial" w:eastAsia="Arial"/>
                 <w:sz w:val="21"/>
                 <w:szCs w:val="21"/>
               </w:rPr>
@@ -781,7 +781,7 @@
             <w:proofErr w:type="spellStart"/>
             <w:r>
               <w:rPr>
-                <w:rFonts w:ascii="Arial" w:hAnsi="Arial" w:cs="Arial"/>
+                <w:rFonts w:ascii="Arial" w:hAnsi="Arial" w:cs="Arial" w:eastAsia="Arial"/>
                 <w:sz w:val="21"/>
                 <w:szCs w:val="21"/>
               </w:rPr>
@@ -790,7 +790,7 @@
             <w:proofErr w:type="spellEnd"/>
             <w:r>
               <w:rPr>
-                <w:rFonts w:ascii="Arial" w:hAnsi="Arial" w:cs="Arial"/>
+                <w:rFonts w:ascii="Arial" w:hAnsi="Arial" w:cs="Arial" w:eastAsia="Arial"/>
                 <w:sz w:val="21"/>
                 <w:szCs w:val="21"/>
               </w:rPr>
@@ -817,16 +817,16 @@
             <w:pPr>
               <w:ind w:left="3"/>
               <w:rPr>
-                <w:rFonts w:ascii="Arial" w:hAnsi="Arial" w:cs="Arial"/>
-                <w:b/>
-                <w:bCs/>
-                <w:sz w:val="21"/>
-                <w:szCs w:val="21"/>
-              </w:rPr>
-            </w:pPr>
-            <w:r>
-              <w:rPr>
-                <w:rFonts w:ascii="Arial" w:hAnsi="Arial" w:cs="Arial"/>
+                <w:rFonts w:ascii="Arial" w:hAnsi="Arial" w:cs="Arial" w:eastAsia="Arial"/>
+                <w:b/>
+                <w:bCs/>
+                <w:sz w:val="21"/>
+                <w:szCs w:val="21"/>
+              </w:rPr>
+            </w:pPr>
+            <w:r>
+              <w:rPr>
+                <w:rFonts w:ascii="Arial" w:hAnsi="Arial" w:cs="Arial" w:eastAsia="Arial"/>
                 <w:b/>
                 <w:bCs/>
                 <w:sz w:val="21"/>
@@ -849,7 +849,7 @@
           <w:p>
             <w:pPr>
               <w:rPr>
-                <w:rFonts w:ascii="Arial" w:hAnsi="Arial" w:cs="Arial"/>
+                <w:rFonts w:ascii="Arial" w:hAnsi="Arial" w:cs="Arial" w:eastAsia="Arial"/>
                 <w:sz w:val="21"/>
                 <w:szCs w:val="21"/>
               </w:rPr>
@@ -857,7 +857,7 @@
             <w:proofErr w:type="spellStart"/>
             <w:r>
               <w:rPr>
-                <w:rFonts w:ascii="Arial" w:hAnsi="Arial" w:cs="Arial"/>
+                <w:rFonts w:ascii="Arial" w:hAnsi="Arial" w:cs="Arial" w:eastAsia="Arial"/>
                 <w:sz w:val="21"/>
                 <w:szCs w:val="21"/>
               </w:rPr>
@@ -866,7 +866,7 @@
             <w:proofErr w:type="spellEnd"/>
             <w:r>
               <w:rPr>
-                <w:rFonts w:ascii="Arial" w:hAnsi="Arial" w:cs="Arial"/>
+                <w:rFonts w:ascii="Arial" w:hAnsi="Arial" w:cs="Arial" w:eastAsia="Arial"/>
                 <w:sz w:val="21"/>
                 <w:szCs w:val="21"/>
               </w:rPr>
@@ -875,7 +875,7 @@
             <w:proofErr w:type="gramStart"/>
             <w:r>
               <w:rPr>
-                <w:rFonts w:ascii="Arial" w:hAnsi="Arial" w:cs="Arial"/>
+                <w:rFonts w:ascii="Arial" w:hAnsi="Arial" w:cs="Arial" w:eastAsia="Arial"/>
                 <w:sz w:val="21"/>
                 <w:szCs w:val="21"/>
               </w:rPr>
@@ -884,7 +884,7 @@
             <w:proofErr w:type="gramEnd"/>
             <w:r>
               <w:rPr>
-                <w:rFonts w:ascii="Arial" w:hAnsi="Arial" w:cs="Arial"/>
+                <w:rFonts w:ascii="Arial" w:hAnsi="Arial" w:cs="Arial" w:eastAsia="Arial"/>
                 <w:sz w:val="21"/>
                 <w:szCs w:val="21"/>
               </w:rPr>
@@ -911,16 +911,16 @@
             <w:pPr>
               <w:ind w:left="3"/>
               <w:rPr>
-                <w:rFonts w:ascii="Arial" w:hAnsi="Arial" w:cs="Arial"/>
-                <w:b/>
-                <w:bCs/>
-                <w:sz w:val="21"/>
-                <w:szCs w:val="21"/>
-              </w:rPr>
-            </w:pPr>
-            <w:r>
-              <w:rPr>
-                <w:rFonts w:ascii="Arial" w:hAnsi="Arial" w:cs="Arial"/>
+                <w:rFonts w:ascii="Arial" w:hAnsi="Arial" w:cs="Arial" w:eastAsia="Arial"/>
+                <w:b/>
+                <w:bCs/>
+                <w:sz w:val="21"/>
+                <w:szCs w:val="21"/>
+              </w:rPr>
+            </w:pPr>
+            <w:r>
+              <w:rPr>
+                <w:rFonts w:ascii="Arial" w:hAnsi="Arial" w:cs="Arial" w:eastAsia="Arial"/>
                 <w:b/>
                 <w:bCs/>
                 <w:sz w:val="21"/>
@@ -943,7 +943,7 @@
           <w:p>
             <w:pPr>
               <w:rPr>
-                <w:rFonts w:ascii="Arial" w:hAnsi="Arial" w:cs="Arial"/>
+                <w:rFonts w:ascii="Arial" w:hAnsi="Arial" w:cs="Arial" w:eastAsia="Arial"/>
                 <w:sz w:val="21"/>
                 <w:szCs w:val="21"/>
               </w:rPr>
@@ -951,7 +951,7 @@
             <w:proofErr w:type="spellStart"/>
             <w:r>
               <w:rPr>
-                <w:rFonts w:ascii="Arial" w:hAnsi="Arial" w:cs="Arial"/>
+                <w:rFonts w:ascii="Arial" w:hAnsi="Arial" w:cs="Arial" w:eastAsia="Arial"/>
                 <w:sz w:val="21"/>
                 <w:szCs w:val="21"/>
               </w:rPr>
@@ -960,7 +960,7 @@
             <w:proofErr w:type="spellEnd"/>
             <w:r>
               <w:rPr>
-                <w:rFonts w:ascii="Arial" w:hAnsi="Arial" w:cs="Arial"/>
+                <w:rFonts w:ascii="Arial" w:hAnsi="Arial" w:cs="Arial" w:eastAsia="Arial"/>
                 <w:sz w:val="21"/>
                 <w:szCs w:val="21"/>
               </w:rPr>
@@ -987,16 +987,16 @@
             <w:pPr>
               <w:ind w:left="3"/>
               <w:rPr>
-                <w:rFonts w:ascii="Arial" w:hAnsi="Arial" w:cs="Arial"/>
-                <w:b/>
-                <w:bCs/>
-                <w:sz w:val="21"/>
-                <w:szCs w:val="21"/>
-              </w:rPr>
-            </w:pPr>
-            <w:r>
-              <w:rPr>
-                <w:rFonts w:ascii="Arial" w:hAnsi="Arial" w:cs="Arial"/>
+                <w:rFonts w:ascii="Arial" w:hAnsi="Arial" w:cs="Arial" w:eastAsia="Arial"/>
+                <w:b/>
+                <w:bCs/>
+                <w:sz w:val="21"/>
+                <w:szCs w:val="21"/>
+              </w:rPr>
+            </w:pPr>
+            <w:r>
+              <w:rPr>
+                <w:rFonts w:ascii="Arial" w:hAnsi="Arial" w:cs="Arial" w:eastAsia="Arial"/>
                 <w:b/>
                 <w:bCs/>
                 <w:sz w:val="21"/>
@@ -1019,14 +1019,14 @@
           <w:p>
             <w:pPr>
               <w:rPr>
-                <w:rFonts w:ascii="Arial" w:hAnsi="Arial" w:cs="Arial"/>
-                <w:sz w:val="21"/>
-                <w:szCs w:val="21"/>
-              </w:rPr>
-            </w:pPr>
-            <w:r>
-              <w:rPr>
-                <w:rFonts w:ascii="Arial" w:hAnsi="Arial" w:cs="Arial"/>
+                <w:rFonts w:ascii="Arial" w:hAnsi="Arial" w:cs="Arial" w:eastAsia="Arial"/>
+                <w:sz w:val="21"/>
+                <w:szCs w:val="21"/>
+              </w:rPr>
+            </w:pPr>
+            <w:r>
+              <w:rPr>
+                <w:rFonts w:ascii="Arial" w:hAnsi="Arial" w:cs="Arial" w:eastAsia="Arial"/>
                 <w:sz w:val="21"/>
                 <w:szCs w:val="21"/>
               </w:rPr>
@@ -1053,16 +1053,16 @@
             <w:pPr>
               <w:ind w:left="3"/>
               <w:rPr>
-                <w:rFonts w:ascii="Arial" w:hAnsi="Arial" w:cs="Arial"/>
-                <w:b/>
-                <w:bCs/>
-                <w:sz w:val="21"/>
-                <w:szCs w:val="21"/>
-              </w:rPr>
-            </w:pPr>
-            <w:r>
-              <w:rPr>
-                <w:rFonts w:ascii="Arial" w:hAnsi="Arial" w:cs="Arial"/>
+                <w:rFonts w:ascii="Arial" w:hAnsi="Arial" w:cs="Arial" w:eastAsia="Arial"/>
+                <w:b/>
+                <w:bCs/>
+                <w:sz w:val="21"/>
+                <w:szCs w:val="21"/>
+              </w:rPr>
+            </w:pPr>
+            <w:r>
+              <w:rPr>
+                <w:rFonts w:ascii="Arial" w:hAnsi="Arial" w:cs="Arial" w:eastAsia="Arial"/>
                 <w:b/>
                 <w:bCs/>
                 <w:sz w:val="21"/>
@@ -1085,14 +1085,14 @@
           <w:p>
             <w:pPr>
               <w:rPr>
-                <w:rFonts w:ascii="Arial" w:hAnsi="Arial" w:cs="Arial"/>
-                <w:sz w:val="21"/>
-                <w:szCs w:val="21"/>
-              </w:rPr>
-            </w:pPr>
-            <w:r>
-              <w:rPr>
-                <w:rFonts w:ascii="Arial" w:hAnsi="Arial" w:cs="Arial"/>
+                <w:rFonts w:ascii="Arial" w:hAnsi="Arial" w:cs="Arial" w:eastAsia="Arial"/>
+                <w:sz w:val="21"/>
+                <w:szCs w:val="21"/>
+              </w:rPr>
+            </w:pPr>
+            <w:r>
+              <w:rPr>
+                <w:rFonts w:ascii="Arial" w:hAnsi="Arial" w:cs="Arial" w:eastAsia="Arial"/>
                 <w:sz w:val="21"/>
                 <w:szCs w:val="21"/>
               </w:rPr>
@@ -1119,16 +1119,16 @@
             <w:pPr>
               <w:ind w:left="3"/>
               <w:rPr>
-                <w:rFonts w:ascii="Arial" w:hAnsi="Arial" w:cs="Arial"/>
-                <w:b/>
-                <w:bCs/>
-                <w:sz w:val="21"/>
-                <w:szCs w:val="21"/>
-              </w:rPr>
-            </w:pPr>
-            <w:r>
-              <w:rPr>
-                <w:rFonts w:ascii="Arial" w:hAnsi="Arial" w:cs="Arial"/>
+                <w:rFonts w:ascii="Arial" w:hAnsi="Arial" w:cs="Arial" w:eastAsia="Arial"/>
+                <w:b/>
+                <w:bCs/>
+                <w:sz w:val="21"/>
+                <w:szCs w:val="21"/>
+              </w:rPr>
+            </w:pPr>
+            <w:r>
+              <w:rPr>
+                <w:rFonts w:ascii="Arial" w:hAnsi="Arial" w:cs="Arial" w:eastAsia="Arial"/>
                 <w:b/>
                 <w:bCs/>
                 <w:sz w:val="21"/>
@@ -1152,14 +1152,14 @@
             <w:pPr>
               <w:spacing w:line="240" w:lineRule="auto"/>
               <w:rPr>
-                <w:rFonts w:ascii="Arial" w:eastAsia="Times New Roman" w:hAnsi="Arial" w:cs="Arial"/>
-                <w:sz w:val="21"/>
-                <w:szCs w:val="21"/>
-              </w:rPr>
-            </w:pPr>
-            <w:r>
-              <w:rPr>
-                <w:rFonts w:ascii="Arial" w:hAnsi="Arial" w:cs="Arial"/>
+                <w:rFonts w:ascii="Arial" w:hAnsi="Arial" w:cs="Arial" w:eastAsia="Arial"/>
+                <w:sz w:val="21"/>
+                <w:szCs w:val="21"/>
+              </w:rPr>
+            </w:pPr>
+            <w:r>
+              <w:rPr>
+                <w:rFonts w:ascii="Arial" w:hAnsi="Arial" w:cs="Arial" w:eastAsia="Arial"/>
                 <w:sz w:val="21"/>
                 <w:szCs w:val="21"/>
               </w:rPr>
@@ -1169,7 +1169,7 @@
           <w:p>
             <w:pPr>
               <w:rPr>
-                <w:rFonts w:ascii="Arial" w:hAnsi="Arial" w:cs="Arial"/>
+                <w:rFonts w:ascii="Arial" w:hAnsi="Arial" w:cs="Arial" w:eastAsia="Arial"/>
                 <w:sz w:val="21"/>
                 <w:szCs w:val="21"/>
               </w:rPr>
@@ -1195,16 +1195,16 @@
             <w:pPr>
               <w:ind w:left="3"/>
               <w:rPr>
-                <w:rFonts w:ascii="Arial" w:hAnsi="Arial" w:cs="Arial"/>
-                <w:b/>
-                <w:bCs/>
-                <w:sz w:val="21"/>
-                <w:szCs w:val="21"/>
-              </w:rPr>
-            </w:pPr>
-            <w:r>
-              <w:rPr>
-                <w:rFonts w:ascii="Arial" w:hAnsi="Arial" w:cs="Arial"/>
+                <w:rFonts w:ascii="Arial" w:hAnsi="Arial" w:cs="Arial" w:eastAsia="Arial"/>
+                <w:b/>
+                <w:bCs/>
+                <w:sz w:val="21"/>
+                <w:szCs w:val="21"/>
+              </w:rPr>
+            </w:pPr>
+            <w:r>
+              <w:rPr>
+                <w:rFonts w:ascii="Arial" w:hAnsi="Arial" w:cs="Arial" w:eastAsia="Arial"/>
                 <w:b/>
                 <w:bCs/>
                 <w:sz w:val="21"/>
@@ -1228,14 +1228,14 @@
             <w:pPr>
               <w:spacing w:line="240" w:lineRule="auto"/>
               <w:rPr>
-                <w:rFonts w:ascii="Arial" w:hAnsi="Arial" w:cs="Arial"/>
-                <w:sz w:val="21"/>
-                <w:szCs w:val="21"/>
-              </w:rPr>
-            </w:pPr>
-            <w:r>
-              <w:rPr>
-                <w:rFonts w:ascii="Arial" w:hAnsi="Arial" w:cs="Arial"/>
+                <w:rFonts w:ascii="Arial" w:hAnsi="Arial" w:cs="Arial" w:eastAsia="Arial"/>
+                <w:sz w:val="21"/>
+                <w:szCs w:val="21"/>
+              </w:rPr>
+            </w:pPr>
+            <w:r>
+              <w:rPr>
+                <w:rFonts w:ascii="Arial" w:hAnsi="Arial" w:cs="Arial" w:eastAsia="Arial"/>
                 <w:sz w:val="21"/>
                 <w:szCs w:val="21"/>
               </w:rPr>
@@ -1262,16 +1262,16 @@
             <w:pPr>
               <w:ind w:left="3"/>
               <w:rPr>
-                <w:rFonts w:ascii="Arial" w:hAnsi="Arial" w:cs="Arial"/>
-                <w:b/>
-                <w:bCs/>
-                <w:sz w:val="21"/>
-                <w:szCs w:val="21"/>
-              </w:rPr>
-            </w:pPr>
-            <w:r>
-              <w:rPr>
-                <w:rFonts w:ascii="Arial" w:hAnsi="Arial" w:cs="Arial"/>
+                <w:rFonts w:ascii="Arial" w:hAnsi="Arial" w:cs="Arial" w:eastAsia="Arial"/>
+                <w:b/>
+                <w:bCs/>
+                <w:sz w:val="21"/>
+                <w:szCs w:val="21"/>
+              </w:rPr>
+            </w:pPr>
+            <w:r>
+              <w:rPr>
+                <w:rFonts w:ascii="Arial" w:hAnsi="Arial" w:cs="Arial" w:eastAsia="Arial"/>
                 <w:b/>
                 <w:bCs/>
                 <w:sz w:val="21"/>
@@ -1295,14 +1295,14 @@
             <w:pPr>
               <w:spacing w:line="240" w:lineRule="auto"/>
               <w:rPr>
-                <w:rFonts w:ascii="Arial" w:hAnsi="Arial" w:cs="Arial"/>
-                <w:sz w:val="21"/>
-                <w:szCs w:val="21"/>
-              </w:rPr>
-            </w:pPr>
-            <w:r>
-              <w:rPr>
-                <w:rFonts w:ascii="Arial" w:hAnsi="Arial" w:cs="Arial"/>
+                <w:rFonts w:ascii="Arial" w:hAnsi="Arial" w:cs="Arial" w:eastAsia="Arial"/>
+                <w:sz w:val="21"/>
+                <w:szCs w:val="21"/>
+              </w:rPr>
+            </w:pPr>
+            <w:r>
+              <w:rPr>
+                <w:rFonts w:ascii="Arial" w:hAnsi="Arial" w:cs="Arial" w:eastAsia="Arial"/>
                 <w:sz w:val="21"/>
                 <w:szCs w:val="21"/>
               </w:rPr>
@@ -1329,16 +1329,16 @@
             <w:pPr>
               <w:ind w:left="3"/>
               <w:rPr>
-                <w:rFonts w:ascii="Arial" w:hAnsi="Arial" w:cs="Arial"/>
-                <w:b/>
-                <w:bCs/>
-                <w:sz w:val="21"/>
-                <w:szCs w:val="21"/>
-              </w:rPr>
-            </w:pPr>
-            <w:r>
-              <w:rPr>
-                <w:rFonts w:ascii="Arial" w:hAnsi="Arial" w:cs="Arial"/>
+                <w:rFonts w:ascii="Arial" w:hAnsi="Arial" w:cs="Arial" w:eastAsia="Arial"/>
+                <w:b/>
+                <w:bCs/>
+                <w:sz w:val="21"/>
+                <w:szCs w:val="21"/>
+              </w:rPr>
+            </w:pPr>
+            <w:r>
+              <w:rPr>
+                <w:rFonts w:ascii="Arial" w:hAnsi="Arial" w:cs="Arial" w:eastAsia="Arial"/>
                 <w:b/>
                 <w:bCs/>
                 <w:sz w:val="21"/>
@@ -1362,14 +1362,14 @@
             <w:pPr>
               <w:spacing w:line="240" w:lineRule="auto"/>
               <w:rPr>
-                <w:rFonts w:ascii="Arial" w:hAnsi="Arial" w:cs="Arial"/>
-                <w:sz w:val="21"/>
-                <w:szCs w:val="21"/>
-              </w:rPr>
-            </w:pPr>
-            <w:r>
-              <w:rPr>
-                <w:rFonts w:ascii="Arial" w:hAnsi="Arial" w:cs="Arial"/>
+                <w:rFonts w:ascii="Arial" w:hAnsi="Arial" w:cs="Arial" w:eastAsia="Arial"/>
+                <w:sz w:val="21"/>
+                <w:szCs w:val="21"/>
+              </w:rPr>
+            </w:pPr>
+            <w:r>
+              <w:rPr>
+                <w:rFonts w:ascii="Arial" w:hAnsi="Arial" w:cs="Arial" w:eastAsia="Arial"/>
                 <w:sz w:val="21"/>
                 <w:szCs w:val="21"/>
               </w:rPr>
@@ -1395,10 +1395,10 @@
   <w:docDefaults>
     <w:rPrDefault>
       <w:rPr>
-        <w:rFonts w:asciiTheme="minorHAnsi" w:eastAsiaTheme="minorHAnsi" w:hAnsiTheme="minorHAnsi" w:cstheme="minorBidi"/>
+        <w:rFonts w:ascii="Arial" w:hAnsi="Arial" w:cs="Arial" w:eastAsia="Arial"/>
         <w:kern w:val="2"/>
-        <w:sz w:val="24"/>
-        <w:szCs w:val="24"/>
+        <w:sz w:val="21"/>
+        <w:szCs w:val="21"/>
         <w:lang w:val="en-IN" w:eastAsia="en-US" w:bidi="ar-SA"/>
         <w14:ligatures w14:val="standardContextual"/>
       </w:rPr>
@@ -1795,9 +1795,9 @@
       <w:spacing w:line="259" w:lineRule="auto"/>
     </w:pPr>
     <w:rPr>
-      <w:rFonts w:ascii="Calibri" w:eastAsia="Calibri" w:hAnsi="Calibri" w:cs="Calibri"/>
+      <w:rFonts w:ascii="Arial" w:hAnsi="Arial" w:cs="Arial" w:eastAsia="Arial"/>
       <w:color w:val="000000"/>
-      <w:sz w:val="22"/>
+      <w:sz w:val="21"/>
       <w:lang w:eastAsia="en-IN"/>
     </w:rPr>
   </w:style>
@@ -1816,10 +1816,10 @@
       <w:outlineLvl w:val="0"/>
     </w:pPr>
     <w:rPr>
-      <w:rFonts w:asciiTheme="majorHAnsi" w:eastAsiaTheme="majorEastAsia" w:hAnsiTheme="majorHAnsi" w:cstheme="majorBidi"/>
+      <w:rFonts w:ascii="Arial" w:hAnsi="Arial" w:cs="Arial" w:eastAsia="Arial"/>
       <w:color w:val="0F4761" w:themeColor="accent1" w:themeShade="BF"/>
-      <w:sz w:val="40"/>
-      <w:szCs w:val="40"/>
+      <w:sz w:val="21"/>
+      <w:szCs w:val="21"/>
       <w:lang w:eastAsia="en-US"/>
     </w:rPr>
   </w:style>
@@ -1840,10 +1840,10 @@
       <w:outlineLvl w:val="1"/>
     </w:pPr>
     <w:rPr>
-      <w:rFonts w:asciiTheme="majorHAnsi" w:eastAsiaTheme="majorEastAsia" w:hAnsiTheme="majorHAnsi" w:cstheme="majorBidi"/>
+      <w:rFonts w:ascii="Arial" w:hAnsi="Arial" w:cs="Arial" w:eastAsia="Arial"/>
       <w:color w:val="0F4761" w:themeColor="accent1" w:themeShade="BF"/>
-      <w:sz w:val="32"/>
-      <w:szCs w:val="32"/>
+      <w:sz w:val="21"/>
+      <w:szCs w:val="21"/>
       <w:lang w:eastAsia="en-US"/>
     </w:rPr>
   </w:style>
@@ -1864,10 +1864,10 @@
       <w:outlineLvl w:val="2"/>
     </w:pPr>
     <w:rPr>
-      <w:rFonts w:asciiTheme="minorHAnsi" w:eastAsiaTheme="majorEastAsia" w:hAnsiTheme="minorHAnsi" w:cstheme="majorBidi"/>
+      <w:rFonts w:ascii="Arial" w:hAnsi="Arial" w:cs="Arial" w:eastAsia="Arial"/>
       <w:color w:val="0F4761" w:themeColor="accent1" w:themeShade="BF"/>
-      <w:sz w:val="28"/>
-      <w:szCs w:val="28"/>
+      <w:sz w:val="21"/>
+      <w:szCs w:val="21"/>
       <w:lang w:eastAsia="en-US"/>
     </w:rPr>
   </w:style>
@@ -1888,11 +1888,11 @@
       <w:outlineLvl w:val="3"/>
     </w:pPr>
     <w:rPr>
-      <w:rFonts w:asciiTheme="minorHAnsi" w:eastAsiaTheme="majorEastAsia" w:hAnsiTheme="minorHAnsi" w:cstheme="majorBidi"/>
+      <w:rFonts w:ascii="Arial" w:hAnsi="Arial" w:cs="Arial" w:eastAsia="Arial"/>
       <w:i/>
       <w:iCs/>
       <w:color w:val="0F4761" w:themeColor="accent1" w:themeShade="BF"/>
-      <w:sz w:val="24"/>
+      <w:sz w:val="21"/>
       <w:lang w:eastAsia="en-US"/>
     </w:rPr>
   </w:style>
@@ -1913,9 +1913,9 @@
       <w:outlineLvl w:val="4"/>
     </w:pPr>
     <w:rPr>
-      <w:rFonts w:asciiTheme="minorHAnsi" w:eastAsiaTheme="majorEastAsia" w:hAnsiTheme="minorHAnsi" w:cstheme="majorBidi"/>
+      <w:rFonts w:ascii="Arial" w:hAnsi="Arial" w:cs="Arial" w:eastAsia="Arial"/>
       <w:color w:val="0F4761" w:themeColor="accent1" w:themeShade="BF"/>
-      <w:sz w:val="24"/>
+      <w:sz w:val="21"/>
       <w:lang w:eastAsia="en-US"/>
     </w:rPr>
   </w:style>
@@ -1936,11 +1936,11 @@
       <w:outlineLvl w:val="5"/>
     </w:pPr>
     <w:rPr>
-      <w:rFonts w:asciiTheme="minorHAnsi" w:eastAsiaTheme="majorEastAsia" w:hAnsiTheme="minorHAnsi" w:cstheme="majorBidi"/>
+      <w:rFonts w:ascii="Arial" w:hAnsi="Arial" w:cs="Arial" w:eastAsia="Arial"/>
       <w:i/>
       <w:iCs/>
       <w:color w:val="595959" w:themeColor="text1" w:themeTint="A6"/>
-      <w:sz w:val="24"/>
+      <w:sz w:val="21"/>
       <w:lang w:eastAsia="en-US"/>
     </w:rPr>
   </w:style>
@@ -1961,9 +1961,9 @@
       <w:outlineLvl w:val="6"/>
     </w:pPr>
     <w:rPr>
-      <w:rFonts w:asciiTheme="minorHAnsi" w:eastAsiaTheme="majorEastAsia" w:hAnsiTheme="minorHAnsi" w:cstheme="majorBidi"/>
+      <w:rFonts w:ascii="Arial" w:hAnsi="Arial" w:cs="Arial" w:eastAsia="Arial"/>
       <w:color w:val="595959" w:themeColor="text1" w:themeTint="A6"/>
-      <w:sz w:val="24"/>
+      <w:sz w:val="21"/>
       <w:lang w:eastAsia="en-US"/>
     </w:rPr>
   </w:style>
@@ -1984,11 +1984,11 @@
       <w:outlineLvl w:val="7"/>
     </w:pPr>
     <w:rPr>
-      <w:rFonts w:asciiTheme="minorHAnsi" w:eastAsiaTheme="majorEastAsia" w:hAnsiTheme="minorHAnsi" w:cstheme="majorBidi"/>
+      <w:rFonts w:ascii="Arial" w:hAnsi="Arial" w:cs="Arial" w:eastAsia="Arial"/>
       <w:i/>
       <w:iCs/>
       <w:color w:val="272727" w:themeColor="text1" w:themeTint="D8"/>
-      <w:sz w:val="24"/>
+      <w:sz w:val="21"/>
       <w:lang w:eastAsia="en-US"/>
     </w:rPr>
   </w:style>
@@ -2009,9 +2009,9 @@
       <w:outlineLvl w:val="8"/>
     </w:pPr>
     <w:rPr>
-      <w:rFonts w:asciiTheme="minorHAnsi" w:eastAsiaTheme="majorEastAsia" w:hAnsiTheme="minorHAnsi" w:cstheme="majorBidi"/>
+      <w:rFonts w:ascii="Arial" w:hAnsi="Arial" w:cs="Arial" w:eastAsia="Arial"/>
       <w:color w:val="272727" w:themeColor="text1" w:themeTint="D8"/>
-      <w:sz w:val="24"/>
+      <w:sz w:val="21"/>
       <w:lang w:eastAsia="en-US"/>
     </w:rPr>
   </w:style>
@@ -2048,10 +2048,10 @@
     <w:uiPriority w:val="9"/>
     <w:rsid w:val="00C44E90"/>
     <w:rPr>
-      <w:rFonts w:asciiTheme="majorHAnsi" w:eastAsiaTheme="majorEastAsia" w:hAnsiTheme="majorHAnsi" w:cstheme="majorBidi"/>
+      <w:rFonts w:ascii="Arial" w:hAnsi="Arial" w:cs="Arial" w:eastAsia="Arial"/>
       <w:color w:val="0F4761" w:themeColor="accent1" w:themeShade="BF"/>
-      <w:sz w:val="40"/>
-      <w:szCs w:val="40"/>
+      <w:sz w:val="21"/>
+      <w:szCs w:val="21"/>
     </w:rPr>
   </w:style>
   <w:style w:type="character" w:customStyle="1" w:styleId="Heading2Char">
@@ -2062,10 +2062,10 @@
     <w:semiHidden/>
     <w:rsid w:val="00C44E90"/>
     <w:rPr>
-      <w:rFonts w:asciiTheme="majorHAnsi" w:eastAsiaTheme="majorEastAsia" w:hAnsiTheme="majorHAnsi" w:cstheme="majorBidi"/>
+      <w:rFonts w:ascii="Arial" w:hAnsi="Arial" w:cs="Arial" w:eastAsia="Arial"/>
       <w:color w:val="0F4761" w:themeColor="accent1" w:themeShade="BF"/>
-      <w:sz w:val="32"/>
-      <w:szCs w:val="32"/>
+      <w:sz w:val="21"/>
+      <w:szCs w:val="21"/>
     </w:rPr>
   </w:style>
   <w:style w:type="character" w:customStyle="1" w:styleId="Heading3Char">
@@ -2076,10 +2076,10 @@
     <w:semiHidden/>
     <w:rsid w:val="00C44E90"/>
     <w:rPr>
-      <w:rFonts w:eastAsiaTheme="majorEastAsia" w:cstheme="majorBidi"/>
+      <w:rFonts w:ascii="Arial" w:hAnsi="Arial" w:cs="Arial" w:eastAsia="Arial"/>
       <w:color w:val="0F4761" w:themeColor="accent1" w:themeShade="BF"/>
-      <w:sz w:val="28"/>
-      <w:szCs w:val="28"/>
+      <w:sz w:val="21"/>
+      <w:szCs w:val="21"/>
     </w:rPr>
   </w:style>
   <w:style w:type="character" w:customStyle="1" w:styleId="Heading4Char">
@@ -2090,7 +2090,7 @@
     <w:semiHidden/>
     <w:rsid w:val="00C44E90"/>
     <w:rPr>
-      <w:rFonts w:eastAsiaTheme="majorEastAsia" w:cstheme="majorBidi"/>
+      <w:rFonts w:ascii="Arial" w:hAnsi="Arial" w:cs="Arial" w:eastAsia="Arial"/>
       <w:i/>
       <w:iCs/>
       <w:color w:val="0F4761" w:themeColor="accent1" w:themeShade="BF"/>
@@ -2104,7 +2104,7 @@
     <w:semiHidden/>
     <w:rsid w:val="00C44E90"/>
     <w:rPr>
-      <w:rFonts w:eastAsiaTheme="majorEastAsia" w:cstheme="majorBidi"/>
+      <w:rFonts w:ascii="Arial" w:hAnsi="Arial" w:cs="Arial" w:eastAsia="Arial"/>
       <w:color w:val="0F4761" w:themeColor="accent1" w:themeShade="BF"/>
     </w:rPr>
   </w:style>
@@ -2116,7 +2116,7 @@
     <w:semiHidden/>
     <w:rsid w:val="00C44E90"/>
     <w:rPr>
-      <w:rFonts w:eastAsiaTheme="majorEastAsia" w:cstheme="majorBidi"/>
+      <w:rFonts w:ascii="Arial" w:hAnsi="Arial" w:cs="Arial" w:eastAsia="Arial"/>
       <w:i/>
       <w:iCs/>
       <w:color w:val="595959" w:themeColor="text1" w:themeTint="A6"/>
@@ -2130,7 +2130,7 @@
     <w:semiHidden/>
     <w:rsid w:val="00C44E90"/>
     <w:rPr>
-      <w:rFonts w:eastAsiaTheme="majorEastAsia" w:cstheme="majorBidi"/>
+      <w:rFonts w:ascii="Arial" w:hAnsi="Arial" w:cs="Arial" w:eastAsia="Arial"/>
       <w:color w:val="595959" w:themeColor="text1" w:themeTint="A6"/>
     </w:rPr>
   </w:style>
@@ -2142,7 +2142,7 @@
     <w:semiHidden/>
     <w:rsid w:val="00C44E90"/>
     <w:rPr>
-      <w:rFonts w:eastAsiaTheme="majorEastAsia" w:cstheme="majorBidi"/>
+      <w:rFonts w:ascii="Arial" w:hAnsi="Arial" w:cs="Arial" w:eastAsia="Arial"/>
       <w:i/>
       <w:iCs/>
       <w:color w:val="272727" w:themeColor="text1" w:themeTint="D8"/>
@@ -2156,7 +2156,7 @@
     <w:semiHidden/>
     <w:rsid w:val="00C44E90"/>
     <w:rPr>
-      <w:rFonts w:eastAsiaTheme="majorEastAsia" w:cstheme="majorBidi"/>
+      <w:rFonts w:ascii="Arial" w:hAnsi="Arial" w:cs="Arial" w:eastAsia="Arial"/>
       <w:color w:val="272727" w:themeColor="text1" w:themeTint="D8"/>
     </w:rPr>
   </w:style>
@@ -2173,12 +2173,12 @@
       <w:contextualSpacing/>
     </w:pPr>
     <w:rPr>
-      <w:rFonts w:asciiTheme="majorHAnsi" w:eastAsiaTheme="majorEastAsia" w:hAnsiTheme="majorHAnsi" w:cstheme="majorBidi"/>
+      <w:rFonts w:ascii="Arial" w:hAnsi="Arial" w:cs="Arial" w:eastAsia="Arial"/>
       <w:color w:val="auto"/>
       <w:spacing w:val="-10"/>
       <w:kern w:val="28"/>
-      <w:sz w:val="56"/>
-      <w:szCs w:val="56"/>
+      <w:sz w:val="21"/>
+      <w:szCs w:val="21"/>
       <w:lang w:eastAsia="en-US"/>
     </w:rPr>
   </w:style>
@@ -2189,11 +2189,11 @@
     <w:uiPriority w:val="10"/>
     <w:rsid w:val="00C44E90"/>
     <w:rPr>
-      <w:rFonts w:asciiTheme="majorHAnsi" w:eastAsiaTheme="majorEastAsia" w:hAnsiTheme="majorHAnsi" w:cstheme="majorBidi"/>
+      <w:rFonts w:ascii="Arial" w:hAnsi="Arial" w:cs="Arial" w:eastAsia="Arial"/>
       <w:spacing w:val="-10"/>
       <w:kern w:val="28"/>
-      <w:sz w:val="56"/>
-      <w:szCs w:val="56"/>
+      <w:sz w:val="21"/>
+      <w:szCs w:val="21"/>
     </w:rPr>
   </w:style>
   <w:style w:type="paragraph" w:styleId="Subtitle">
@@ -2211,11 +2211,11 @@
       <w:spacing w:line="278" w:lineRule="auto"/>
     </w:pPr>
     <w:rPr>
-      <w:rFonts w:asciiTheme="minorHAnsi" w:eastAsiaTheme="majorEastAsia" w:hAnsiTheme="minorHAnsi" w:cstheme="majorBidi"/>
+      <w:rFonts w:ascii="Arial" w:hAnsi="Arial" w:cs="Arial" w:eastAsia="Arial"/>
       <w:color w:val="595959" w:themeColor="text1" w:themeTint="A6"/>
       <w:spacing w:val="15"/>
-      <w:sz w:val="28"/>
-      <w:szCs w:val="28"/>
+      <w:sz w:val="21"/>
+      <w:szCs w:val="21"/>
       <w:lang w:eastAsia="en-US"/>
     </w:rPr>
   </w:style>
@@ -2226,11 +2226,11 @@
     <w:uiPriority w:val="11"/>
     <w:rsid w:val="00C44E90"/>
     <w:rPr>
-      <w:rFonts w:eastAsiaTheme="majorEastAsia" w:cstheme="majorBidi"/>
+      <w:rFonts w:ascii="Arial" w:hAnsi="Arial" w:cs="Arial" w:eastAsia="Arial"/>
       <w:color w:val="595959" w:themeColor="text1" w:themeTint="A6"/>
       <w:spacing w:val="15"/>
-      <w:sz w:val="28"/>
-      <w:szCs w:val="28"/>
+      <w:sz w:val="21"/>
+      <w:szCs w:val="21"/>
     </w:rPr>
   </w:style>
   <w:style w:type="paragraph" w:styleId="Quote">
@@ -2246,11 +2246,11 @@
       <w:jc w:val="center"/>
     </w:pPr>
     <w:rPr>
-      <w:rFonts w:asciiTheme="minorHAnsi" w:eastAsiaTheme="minorHAnsi" w:hAnsiTheme="minorHAnsi" w:cstheme="minorBidi"/>
+      <w:rFonts w:ascii="Arial" w:hAnsi="Arial" w:cs="Arial" w:eastAsia="Arial"/>
       <w:i/>
       <w:iCs/>
       <w:color w:val="404040" w:themeColor="text1" w:themeTint="BF"/>
-      <w:sz w:val="24"/>
+      <w:sz w:val="21"/>
       <w:lang w:eastAsia="en-US"/>
     </w:rPr>
   </w:style>
@@ -2278,9 +2278,9 @@
       <w:contextualSpacing/>
     </w:pPr>
     <w:rPr>
-      <w:rFonts w:asciiTheme="minorHAnsi" w:eastAsiaTheme="minorHAnsi" w:hAnsiTheme="minorHAnsi" w:cstheme="minorBidi"/>
+      <w:rFonts w:ascii="Arial" w:hAnsi="Arial" w:cs="Arial" w:eastAsia="Arial"/>
       <w:color w:val="auto"/>
-      <w:sz w:val="24"/>
+      <w:sz w:val="21"/>
       <w:lang w:eastAsia="en-US"/>
     </w:rPr>
   </w:style>
@@ -2314,11 +2314,11 @@
       <w:jc w:val="center"/>
     </w:pPr>
     <w:rPr>
-      <w:rFonts w:asciiTheme="minorHAnsi" w:eastAsiaTheme="minorHAnsi" w:hAnsiTheme="minorHAnsi" w:cstheme="minorBidi"/>
+      <w:rFonts w:ascii="Arial" w:hAnsi="Arial" w:cs="Arial" w:eastAsia="Arial"/>
       <w:i/>
       <w:iCs/>
       <w:color w:val="0F4761" w:themeColor="accent1" w:themeShade="BF"/>
-      <w:sz w:val="24"/>
+      <w:sz w:val="21"/>
       <w:lang w:eastAsia="en-US"/>
     </w:rPr>
   </w:style>
@@ -2355,7 +2355,7 @@
       <w:spacing w:after="0" w:line="240" w:lineRule="auto"/>
     </w:pPr>
     <w:rPr>
-      <w:rFonts w:eastAsiaTheme="minorEastAsia"/>
+      <w:rFonts w:ascii="Arial" w:hAnsi="Arial" w:cs="Arial" w:eastAsia="Arial"/>
       <w:lang w:eastAsia="en-IN"/>
     </w:rPr>
     <w:tblPr>
